--- a/pract-7-awdf-24cs047.docx
+++ b/pract-7-awdf-24cs047.docx
@@ -3714,22 +3714,8 @@
             <w:pPr>
               <w:jc w:val="left"/>
             </w:pPr>
-            <w:r/>
             <w:r>
-              <w:rPr>
-                <w:rFonts w:ascii="Times New Roman" w:hAnsi="Times New Roman"/>
-                <w:b/>
-                <w:sz w:val="22"/>
-              </w:rPr>
-              <w:t xml:space="preserve">GitHub Link Repository Link: </w:t>
-            </w:r>
-            <w:r>
-              <w:rPr>
-                <w:rFonts w:ascii="Times New Roman" w:hAnsi="Times New Roman"/>
-                <w:b/>
-                <w:sz w:val="22"/>
-              </w:rPr>
-              <w:t>https://github.com/24CS047Manav/Awdf_Practica_7</w:t>
+              <w:t>GitHub Link Repository Link: https://github.com/24CS047Manav/Awdf_Practica_7</w:t>
             </w:r>
           </w:p>
         </w:tc>

--- a/pract-7-awdf-24cs047.docx
+++ b/pract-7-awdf-24cs047.docx
@@ -68,6 +68,7 @@
         </w:tblPrEx>
         <w:trPr>
           <w:trHeight w:val="285" w:hRule="atLeast"/>
+          <w:cantSplit/>
         </w:trPr>
         <w:tc>
           <w:tcPr>
@@ -88,6 +89,7 @@
           <w:p>
             <w:pPr>
               <w:spacing w:after="0" w:line="240" w:lineRule="auto"/>
+              <w:jc w:val="left"/>
               <w:rPr>
                 <w:rFonts w:ascii="Times New Roman" w:hAnsi="Times New Roman" w:eastAsia="Times New Roman" w:cs="Times New Roman"/>
                 <w:color w:val="000000"/>
@@ -125,6 +127,7 @@
           <w:p>
             <w:pPr>
               <w:spacing w:after="0" w:line="240" w:lineRule="auto"/>
+              <w:jc w:val="left"/>
               <w:rPr>
                 <w:rFonts w:hint="default" w:ascii="Times New Roman" w:hAnsi="Times New Roman" w:eastAsia="Times New Roman" w:cs="Times New Roman"/>
                 <w:b/>
@@ -172,6 +175,7 @@
           <w:p>
             <w:pPr>
               <w:spacing w:after="0" w:line="240" w:lineRule="auto"/>
+              <w:jc w:val="left"/>
               <w:rPr>
                 <w:rFonts w:ascii="Times New Roman" w:hAnsi="Times New Roman" w:eastAsia="Times New Roman" w:cs="Times New Roman"/>
                 <w:sz w:val="24"/>
@@ -208,6 +212,7 @@
           <w:p>
             <w:pPr>
               <w:spacing w:after="0" w:line="240" w:lineRule="auto"/>
+              <w:jc w:val="left"/>
               <w:rPr>
                 <w:rFonts w:hint="default" w:ascii="Times New Roman" w:hAnsi="Times New Roman" w:eastAsia="Times New Roman" w:cs="Times New Roman"/>
                 <w:b/>
@@ -248,6 +253,7 @@
         </w:tblPrEx>
         <w:trPr>
           <w:trHeight w:val="285" w:hRule="atLeast"/>
+          <w:cantSplit/>
         </w:trPr>
         <w:tc>
           <w:tcPr>
@@ -268,6 +274,7 @@
           <w:p>
             <w:pPr>
               <w:spacing w:after="0" w:line="240" w:lineRule="auto"/>
+              <w:jc w:val="left"/>
               <w:rPr>
                 <w:rFonts w:ascii="Times New Roman" w:hAnsi="Times New Roman" w:eastAsia="Times New Roman" w:cs="Times New Roman"/>
                 <w:sz w:val="24"/>
@@ -283,7 +290,7 @@
                 <w:sz w:val="24"/>
                 <w:szCs w:val="24"/>
               </w:rPr>
-              <w:t>Subject code &amp; Name :</w:t>
+              <w:t>Subject code &amp; Name :</w:t>
             </w:r>
           </w:p>
         </w:tc>
@@ -306,6 +313,7 @@
           <w:p>
             <w:pPr>
               <w:spacing w:after="0" w:line="240" w:lineRule="auto"/>
+              <w:jc w:val="left"/>
               <w:rPr>
                 <w:rFonts w:ascii="Times New Roman" w:hAnsi="Times New Roman" w:eastAsia="Times New Roman" w:cs="Times New Roman"/>
                 <w:b/>
@@ -315,7 +323,7 @@
             </w:pPr>
             <w:r>
               <w:rPr>
-                <w:rFonts w:ascii="Cambria" w:hAnsi="Cambria" w:eastAsia="Cambria" w:cs="Cambria"/>
+                <w:rFonts w:ascii="Times New Roman" w:hAnsi="Times New Roman" w:eastAsia="Cambria" w:cs="Cambria"/>
                 <w:b/>
                 <w:sz w:val="18"/>
                 <w:szCs w:val="18"/>
@@ -324,7 +332,7 @@
             </w:r>
             <w:r>
               <w:rPr>
-                <w:rFonts w:ascii="Cambria" w:hAnsi="Cambria" w:eastAsia="Cambria" w:cs="Cambria"/>
+                <w:rFonts w:ascii="Times New Roman" w:hAnsi="Times New Roman" w:eastAsia="Cambria" w:cs="Cambria"/>
                 <w:b/>
                 <w:color w:val="000000"/>
                 <w:sz w:val="18"/>
@@ -362,6 +370,7 @@
           <w:p>
             <w:pPr>
               <w:spacing w:after="0" w:line="240" w:lineRule="auto"/>
+              <w:jc w:val="left"/>
               <w:rPr>
                 <w:rFonts w:ascii="Times New Roman" w:hAnsi="Times New Roman" w:eastAsia="Times New Roman" w:cs="Times New Roman"/>
                 <w:sz w:val="24"/>
@@ -396,7 +405,7 @@
           </w:tcPr>
           <w:p>
             <w:pPr>
-              <w:jc w:val="center"/>
+              <w:jc w:val="left"/>
             </w:pPr>
             <w:r>
               <w:rPr>
@@ -426,6 +435,7 @@
           <w:p>
             <w:pPr>
               <w:spacing w:after="0" w:line="240" w:lineRule="auto"/>
+              <w:jc w:val="left"/>
               <w:rPr>
                 <w:rFonts w:ascii="Times New Roman" w:hAnsi="Times New Roman" w:eastAsia="Times New Roman" w:cs="Times New Roman"/>
                 <w:sz w:val="24"/>
@@ -462,6 +472,7 @@
           <w:p>
             <w:pPr>
               <w:spacing w:after="0" w:line="240" w:lineRule="auto"/>
+              <w:jc w:val="left"/>
               <w:rPr>
                 <w:rFonts w:ascii="Times New Roman" w:hAnsi="Times New Roman" w:eastAsia="Times New Roman" w:cs="Times New Roman"/>
                 <w:sz w:val="24"/>
@@ -498,6 +509,7 @@
           <w:p>
             <w:pPr>
               <w:spacing w:after="0" w:line="240" w:lineRule="auto"/>
+              <w:jc w:val="left"/>
               <w:rPr>
                 <w:rFonts w:ascii="Times New Roman" w:hAnsi="Times New Roman" w:eastAsia="Times New Roman" w:cs="Times New Roman"/>
                 <w:b/>
@@ -575,6 +587,7 @@
         </w:tblPrEx>
         <w:trPr>
           <w:trHeight w:val="240" w:hRule="atLeast"/>
+          <w:cantSplit/>
         </w:trPr>
         <w:tc>
           <w:tcPr>
@@ -583,9 +596,16 @@
           </w:tcPr>
           <w:p>
             <w:pPr>
+              <w:spacing w:before="80" w:after="80"/>
               <w:jc w:val="center"/>
             </w:pPr>
-            <w:r/>
+            <w:r>
+              <w:rPr>
+                <w:rFonts w:ascii="Times New Roman" w:hAnsi="Times New Roman"/>
+                <w:b/>
+                <w:sz w:val="24"/>
+              </w:rPr>
+            </w:r>
             <w:r>
               <w:rPr>
                 <w:rFonts w:ascii="Times New Roman" w:hAnsi="Times New Roman"/>
@@ -616,6 +636,7 @@
         </w:tblPrEx>
         <w:trPr>
           <w:trHeight w:val="270" w:hRule="atLeast"/>
+          <w:cantSplit/>
         </w:trPr>
         <w:tc>
           <w:tcPr>
@@ -623,14 +644,21 @@
           </w:tcPr>
           <w:p>
             <w:pPr>
+              <w:spacing w:before="80" w:after="80"/>
               <w:jc w:val="center"/>
             </w:pPr>
-            <w:r/>
             <w:r>
               <w:rPr>
                 <w:rFonts w:ascii="Times New Roman" w:hAnsi="Times New Roman"/>
                 <w:b/>
-                <w:sz w:val="24"/>
+                <w:sz w:val="22"/>
+              </w:rPr>
+            </w:r>
+            <w:r>
+              <w:rPr>
+                <w:rFonts w:ascii="Times New Roman" w:hAnsi="Times New Roman"/>
+                <w:b/>
+                <w:sz w:val="22"/>
               </w:rPr>
               <w:t>Aim</w:t>
             </w:r>
@@ -656,6 +684,7 @@
         </w:tblPrEx>
         <w:trPr>
           <w:trHeight w:val="611" w:hRule="atLeast"/>
+          <w:cantSplit/>
         </w:trPr>
         <w:tc>
           <w:tcPr>
@@ -663,13 +692,19 @@
           </w:tcPr>
           <w:p>
             <w:pPr>
-              <w:jc w:val="both"/>
+              <w:spacing w:before="80" w:after="80" w:line="276" w:lineRule="auto"/>
+              <w:jc w:val="left"/>
             </w:pPr>
-            <w:r/>
             <w:r>
               <w:rPr>
                 <w:rFonts w:ascii="Times New Roman" w:hAnsi="Times New Roman"/>
-                <w:sz w:val="22"/>
+                <w:sz w:val="21"/>
+              </w:rPr>
+            </w:r>
+            <w:r>
+              <w:rPr>
+                <w:rFonts w:ascii="Times New Roman" w:hAnsi="Times New Roman"/>
+                <w:sz w:val="21"/>
               </w:rPr>
               <w:t>To implement JWT-based authentication and input validation as part of the Express middleware pipeline, protecting task routes, hashing passwords securely using bcrypt, implementing a /me user profile endpoint, and handling token expiry gracefully on the frontend.</w:t>
             </w:r>
@@ -702,20 +737,29 @@
           </w:tcPr>
           <w:p>
             <w:pPr>
+              <w:spacing w:before="80" w:after="80"/>
               <w:jc w:val="center"/>
             </w:pPr>
-            <w:r/>
             <w:r>
               <w:rPr>
                 <w:rFonts w:ascii="Times New Roman" w:hAnsi="Times New Roman"/>
                 <w:b/>
-                <w:sz w:val="24"/>
+                <w:sz w:val="22"/>
+              </w:rPr>
+            </w:r>
+            <w:r>
+              <w:rPr>
+                <w:rFonts w:ascii="Times New Roman" w:hAnsi="Times New Roman"/>
+                <w:b/>
+                <w:sz w:val="22"/>
               </w:rPr>
               <w:t>Code</w:t>
             </w:r>
           </w:p>
           <w:p>
             <w:pPr>
+              <w:keepNext/>
+              <w:spacing w:before="160" w:after="40"/>
               <w:jc w:val="left"/>
             </w:pPr>
             <w:r>
@@ -730,12 +774,13 @@
           </w:p>
           <w:p>
             <w:pPr>
+              <w:spacing w:before="0" w:after="40" w:line="252" w:lineRule="auto"/>
               <w:jc w:val="left"/>
             </w:pPr>
             <w:r>
               <w:rPr>
                 <w:rFonts w:ascii="Consolas" w:hAnsi="Consolas"/>
-                <w:sz w:val="17"/>
+                <w:sz w:val="19"/>
               </w:rPr>
               <w:t>const jwt = require('jsonwebtoken');</w:t>
               <w:br/>
@@ -841,6 +886,8 @@
           </w:p>
           <w:p>
             <w:pPr>
+              <w:keepNext/>
+              <w:spacing w:before="160" w:after="40"/>
               <w:jc w:val="left"/>
             </w:pPr>
             <w:r>
@@ -855,12 +902,13 @@
           </w:p>
           <w:p>
             <w:pPr>
+              <w:spacing w:before="0" w:after="40" w:line="252" w:lineRule="auto"/>
               <w:jc w:val="left"/>
             </w:pPr>
             <w:r>
               <w:rPr>
                 <w:rFonts w:ascii="Consolas" w:hAnsi="Consolas"/>
-                <w:sz w:val="17"/>
+                <w:sz w:val="19"/>
               </w:rPr>
               <w:t>const mongoose = require('mongoose');</w:t>
               <w:br/>
@@ -1088,6 +1136,8 @@
           </w:p>
           <w:p>
             <w:pPr>
+              <w:keepNext/>
+              <w:spacing w:before="160" w:after="40"/>
               <w:jc w:val="left"/>
             </w:pPr>
             <w:r>
@@ -1102,12 +1152,13 @@
           </w:p>
           <w:p>
             <w:pPr>
+              <w:spacing w:before="0" w:after="40" w:line="252" w:lineRule="auto"/>
               <w:jc w:val="left"/>
             </w:pPr>
             <w:r>
               <w:rPr>
                 <w:rFonts w:ascii="Consolas" w:hAnsi="Consolas"/>
-                <w:sz w:val="17"/>
+                <w:sz w:val="19"/>
               </w:rPr>
               <w:t>const mongoose = require('mongoose');</w:t>
               <w:br/>
@@ -1183,6 +1234,8 @@
           </w:p>
           <w:p>
             <w:pPr>
+              <w:keepNext/>
+              <w:spacing w:before="160" w:after="40"/>
               <w:jc w:val="left"/>
             </w:pPr>
             <w:r>
@@ -1197,12 +1250,13 @@
           </w:p>
           <w:p>
             <w:pPr>
+              <w:spacing w:before="0" w:after="40" w:line="252" w:lineRule="auto"/>
               <w:jc w:val="left"/>
             </w:pPr>
             <w:r>
               <w:rPr>
                 <w:rFonts w:ascii="Consolas" w:hAnsi="Consolas"/>
-                <w:sz w:val="17"/>
+                <w:sz w:val="19"/>
               </w:rPr>
               <w:t>const mongoose = require('mongoose');</w:t>
               <w:br/>
@@ -1315,13 +1369,14 @@
           </w:p>
           <w:p>
             <w:pPr>
+              <w:spacing w:before="0" w:after="40" w:line="252" w:lineRule="auto"/>
               <w:jc w:val="left"/>
             </w:pPr>
             <w:r>
               <w:rPr>
-                <w:rFonts w:ascii="Times New Roman" w:hAnsi="Times New Roman"/>
+                <w:rFonts w:ascii="Consolas" w:hAnsi="Consolas"/>
                 <w:b/>
-                <w:sz w:val="21"/>
+                <w:sz w:val="19"/>
               </w:rPr>
               <w:br/>
               <w:t>5. server/server.js (Express Server with Auth Pipeline, Protected Routes &amp; Error Interceptors):</w:t>
@@ -1329,12 +1384,13 @@
           </w:p>
           <w:p>
             <w:pPr>
+              <w:spacing w:before="0" w:after="40" w:line="252" w:lineRule="auto"/>
               <w:jc w:val="left"/>
             </w:pPr>
             <w:r>
               <w:rPr>
                 <w:rFonts w:ascii="Consolas" w:hAnsi="Consolas"/>
-                <w:sz w:val="17"/>
+                <w:sz w:val="19"/>
               </w:rPr>
               <w:t>/**</w:t>
               <w:br/>
@@ -2209,13 +2265,14 @@
           </w:p>
           <w:p>
             <w:pPr>
+              <w:spacing w:before="0" w:after="40" w:line="252" w:lineRule="auto"/>
               <w:jc w:val="left"/>
             </w:pPr>
             <w:r>
               <w:rPr>
-                <w:rFonts w:ascii="Times New Roman" w:hAnsi="Times New Roman"/>
+                <w:rFonts w:ascii="Consolas" w:hAnsi="Consolas"/>
                 <w:b/>
-                <w:sz w:val="21"/>
+                <w:sz w:val="19"/>
               </w:rPr>
               <w:br/>
               <w:t>6. client/src/api.js (Frontend API Client with JWT Bearer Injection &amp; 401 Interceptor):</w:t>
@@ -2223,12 +2280,13 @@
           </w:p>
           <w:p>
             <w:pPr>
+              <w:spacing w:before="0" w:after="40" w:line="252" w:lineRule="auto"/>
               <w:jc w:val="left"/>
             </w:pPr>
             <w:r>
               <w:rPr>
                 <w:rFonts w:ascii="Consolas" w:hAnsi="Consolas"/>
-                <w:sz w:val="17"/>
+                <w:sz w:val="19"/>
               </w:rPr>
               <w:t>/**</w:t>
               <w:br/>
@@ -2545,13 +2603,14 @@
           </w:p>
           <w:p>
             <w:pPr>
+              <w:spacing w:before="0" w:after="40" w:line="252" w:lineRule="auto"/>
               <w:jc w:val="left"/>
             </w:pPr>
             <w:r>
               <w:rPr>
-                <w:rFonts w:ascii="Times New Roman" w:hAnsi="Times New Roman"/>
+                <w:rFonts w:ascii="Consolas" w:hAnsi="Consolas"/>
                 <w:b/>
-                <w:sz w:val="21"/>
+                <w:sz w:val="19"/>
               </w:rPr>
               <w:br/>
               <w:t>7. client/src/components/AuthModal.jsx (Login &amp; Registration Component):</w:t>
@@ -2559,12 +2618,13 @@
           </w:p>
           <w:p>
             <w:pPr>
+              <w:spacing w:before="0" w:after="40" w:line="252" w:lineRule="auto"/>
               <w:jc w:val="left"/>
             </w:pPr>
             <w:r>
               <w:rPr>
                 <w:rFonts w:ascii="Consolas" w:hAnsi="Consolas"/>
-                <w:sz w:val="17"/>
+                <w:sz w:val="19"/>
               </w:rPr>
               <w:t>import { useState } from 'react';</w:t>
               <w:br/>
@@ -2885,13 +2945,14 @@
           </w:p>
           <w:p>
             <w:pPr>
+              <w:spacing w:before="0" w:after="40" w:line="252" w:lineRule="auto"/>
               <w:jc w:val="left"/>
             </w:pPr>
             <w:r>
               <w:rPr>
-                <w:rFonts w:ascii="Times New Roman" w:hAnsi="Times New Roman"/>
+                <w:rFonts w:ascii="Consolas" w:hAnsi="Consolas"/>
                 <w:b/>
-                <w:sz w:val="21"/>
+                <w:sz w:val="19"/>
               </w:rPr>
               <w:br/>
               <w:t>8. client/src/components/TasksPage.jsx (Protected Task Management Dashboard):</w:t>
@@ -2899,12 +2960,13 @@
           </w:p>
           <w:p>
             <w:pPr>
+              <w:spacing w:before="0" w:after="40" w:line="252" w:lineRule="auto"/>
               <w:jc w:val="left"/>
             </w:pPr>
             <w:r>
               <w:rPr>
                 <w:rFonts w:ascii="Consolas" w:hAnsi="Consolas"/>
-                <w:sz w:val="17"/>
+                <w:sz w:val="19"/>
               </w:rPr>
               <w:t>import { useState, useEffect, useCallback } from 'react';</w:t>
               <w:br/>
@@ -3704,6 +3766,7 @@
         </w:tblPrEx>
         <w:trPr>
           <w:trHeight w:val="92" w:hRule="atLeast"/>
+          <w:cantSplit/>
         </w:trPr>
         <w:tc>
           <w:tcPr>
@@ -3712,10 +3775,26 @@
           </w:tcPr>
           <w:p>
             <w:pPr>
+              <w:spacing w:before="80" w:after="80"/>
               <w:jc w:val="left"/>
             </w:pPr>
-            <w:r>
-              <w:t>GitHub Link Repository Link: https://github.com/24CS047Manav/Awdf_Practica_7</w:t>
+            <w:r/>
+            <w:r>
+              <w:rPr>
+                <w:rFonts w:ascii="Times New Roman" w:hAnsi="Times New Roman"/>
+                <w:b/>
+                <w:sz w:val="21"/>
+              </w:rPr>
+              <w:t xml:space="preserve">GitHub Repository Link: </w:t>
+            </w:r>
+            <w:r>
+              <w:rPr>
+                <w:rFonts w:ascii="Times New Roman" w:hAnsi="Times New Roman"/>
+                <w:color w:val="003399"/>
+                <w:sz w:val="21"/>
+                <w:u w:val="single"/>
+              </w:rPr>
+              <w:t>https://github.com/24CS047Manav/Awdf_Practica_7</w:t>
             </w:r>
           </w:p>
         </w:tc>
@@ -3739,6 +3818,7 @@
         </w:tblPrEx>
         <w:trPr>
           <w:trHeight w:val="73" w:hRule="atLeast"/>
+          <w:cantSplit/>
         </w:trPr>
         <w:tc>
           <w:tcPr>
@@ -3746,14 +3826,22 @@
           </w:tcPr>
           <w:p>
             <w:pPr>
+              <w:keepNext/>
+              <w:spacing w:before="80" w:after="80"/>
               <w:jc w:val="center"/>
             </w:pPr>
-            <w:r/>
             <w:r>
               <w:rPr>
                 <w:rFonts w:ascii="Times New Roman" w:hAnsi="Times New Roman"/>
                 <w:b/>
-                <w:sz w:val="24"/>
+                <w:sz w:val="22"/>
+              </w:rPr>
+            </w:r>
+            <w:r>
+              <w:rPr>
+                <w:rFonts w:ascii="Times New Roman" w:hAnsi="Times New Roman"/>
+                <w:b/>
+                <w:sz w:val="22"/>
               </w:rPr>
               <w:t>Output</w:t>
             </w:r>
@@ -3785,215 +3873,246 @@
             <w:tcW w:w="10530" w:type="dxa"/>
           </w:tcPr>
           <w:p>
+            <w:pPr>
+              <w:spacing w:before="0" w:after="0" w:line="40" w:lineRule="exact"/>
+            </w:pPr>
             <w:r/>
           </w:p>
           <w:p>
             <w:pPr>
-              <w:jc w:val="both"/>
+              <w:keepLines/>
+              <w:spacing w:line="276" w:lineRule="auto" w:before="120" w:after="120"/>
+              <w:jc w:val="left"/>
             </w:pPr>
+            <w:r/>
             <w:r>
               <w:rPr>
                 <w:rFonts w:ascii="Times New Roman" w:hAnsi="Times New Roman"/>
                 <w:b/>
                 <w:sz w:val="22"/>
               </w:rPr>
-              <w:br/>
               <w:t>1. Password Hashing with bcryptjs (Step 3):</w:t>
               <w:br/>
             </w:r>
             <w:r>
               <w:rPr>
                 <w:rFonts w:ascii="Times New Roman" w:hAnsi="Times New Roman"/>
-                <w:sz w:val="22"/>
+                <w:b w:val="0"/>
+                <w:sz w:val="21"/>
               </w:rPr>
               <w:t>Implemented secure password hashing using bcryptjs with a cost factor of 10 prior to storing user credentials in MongoDB Atlas. Plaintext passwords are never stored in the database, ensuring resilience against brute-force and dictionary attacks.</w:t>
             </w:r>
           </w:p>
           <w:p>
             <w:pPr>
-              <w:jc w:val="both"/>
+              <w:keepLines/>
+              <w:spacing w:line="276" w:lineRule="auto" w:before="120" w:after="120"/>
+              <w:jc w:val="left"/>
             </w:pPr>
+            <w:r/>
             <w:r>
               <w:rPr>
                 <w:rFonts w:ascii="Times New Roman" w:hAnsi="Times New Roman"/>
                 <w:b/>
                 <w:sz w:val="22"/>
               </w:rPr>
-              <w:br/>
               <w:t>2. JWT Generation &amp; Expiration (Step 4):</w:t>
               <w:br/>
             </w:r>
             <w:r>
               <w:rPr>
                 <w:rFonts w:ascii="Times New Roman" w:hAnsi="Times New Roman"/>
-                <w:sz w:val="22"/>
+                <w:b w:val="0"/>
+                <w:sz w:val="21"/>
               </w:rPr>
               <w:t>Implemented JSON Web Token (JWT) signing using process.env.JWT_SECRET on both registration (POST /register) and login (POST /login). Set token expiration to 1 hour (expiresIn: "1h"). Payload embeds the user ID and email.</w:t>
             </w:r>
           </w:p>
           <w:p>
             <w:pPr>
-              <w:jc w:val="both"/>
+              <w:keepLines/>
+              <w:spacing w:line="276" w:lineRule="auto" w:before="120" w:after="120"/>
+              <w:jc w:val="left"/>
             </w:pPr>
+            <w:r/>
             <w:r>
               <w:rPr>
                 <w:rFonts w:ascii="Times New Roman" w:hAnsi="Times New Roman"/>
                 <w:b/>
                 <w:sz w:val="22"/>
               </w:rPr>
-              <w:br/>
               <w:t>3. Authentication Middleware Pipeline (Step 5 &amp; 6):</w:t>
               <w:br/>
             </w:r>
             <w:r>
               <w:rPr>
                 <w:rFonts w:ascii="Times New Roman" w:hAnsi="Times New Roman"/>
-                <w:sz w:val="22"/>
+                <w:b w:val="0"/>
+                <w:sz w:val="21"/>
               </w:rPr>
               <w:t>Created authMiddleware (middleware/auth.js) which extracts and validates the token from the Authorization header using the format "Bearer &lt;token&gt;". Handled token verification inside a try/catch block, returning structured 401 Unauthorized errors on missing, invalid, or expired tokens without crashing the process.</w:t>
             </w:r>
           </w:p>
           <w:p>
             <w:pPr>
-              <w:jc w:val="both"/>
+              <w:keepLines/>
+              <w:spacing w:line="276" w:lineRule="auto" w:before="120" w:after="120"/>
+              <w:jc w:val="left"/>
             </w:pPr>
+            <w:r/>
             <w:r>
               <w:rPr>
                 <w:rFonts w:ascii="Times New Roman" w:hAnsi="Times New Roman"/>
                 <w:b/>
                 <w:sz w:val="22"/>
               </w:rPr>
-              <w:br/>
               <w:t>4. Server-Side Input Validation Pipeline (Step 7):</w:t>
               <w:br/>
             </w:r>
             <w:r>
               <w:rPr>
                 <w:rFonts w:ascii="Times New Roman" w:hAnsi="Times New Roman"/>
-                <w:sz w:val="22"/>
+                <w:b w:val="0"/>
+                <w:sz w:val="21"/>
               </w:rPr>
               <w:t>Implemented request validation middleware (middleware/validate.js) enforcing required fields before request data reaches controllers. Rejects invalid email formats, passwords shorter than 6 characters, empty task titles, invalid priority enums, and malformed 24-character ObjectIds with 400 Bad Request responses.</w:t>
             </w:r>
           </w:p>
           <w:p>
             <w:pPr>
-              <w:jc w:val="both"/>
+              <w:keepLines/>
+              <w:spacing w:line="276" w:lineRule="auto" w:before="120" w:after="120"/>
+              <w:jc w:val="left"/>
             </w:pPr>
+            <w:r/>
             <w:r>
               <w:rPr>
                 <w:rFonts w:ascii="Times New Roman" w:hAnsi="Times New Roman"/>
                 <w:b/>
                 <w:sz w:val="22"/>
               </w:rPr>
-              <w:br/>
               <w:t>5. Supplementary Problem 1 - /me Endpoint:</w:t>
               <w:br/>
             </w:r>
             <w:r>
               <w:rPr>
                 <w:rFonts w:ascii="Times New Roman" w:hAnsi="Times New Roman"/>
-                <w:sz w:val="22"/>
+                <w:b w:val="0"/>
+                <w:sz w:val="21"/>
               </w:rPr>
               <w:t>Added protected endpoint GET /me that uses the decoded JWT payload to retrieve the authenticated user profile from MongoDB Atlas, excluding the hashed password from the response.</w:t>
             </w:r>
           </w:p>
           <w:p>
             <w:pPr>
-              <w:jc w:val="both"/>
+              <w:keepLines/>
+              <w:spacing w:line="276" w:lineRule="auto" w:before="120" w:after="120"/>
+              <w:jc w:val="left"/>
             </w:pPr>
+            <w:r/>
             <w:r>
               <w:rPr>
                 <w:rFonts w:ascii="Times New Roman" w:hAnsi="Times New Roman"/>
                 <w:b/>
                 <w:sz w:val="22"/>
               </w:rPr>
-              <w:br/>
               <w:t>6. Supplementary Problem 2 - Frontend 401 Token Expiry Handling:</w:t>
               <w:br/>
             </w:r>
             <w:r>
               <w:rPr>
                 <w:rFonts w:ascii="Times New Roman" w:hAnsi="Times New Roman"/>
-                <w:sz w:val="22"/>
+                <w:b w:val="0"/>
+                <w:sz w:val="21"/>
               </w:rPr>
               <w:t>Configured centralized fetch wrapper in client/src/api.js that intercepts 401 Unauthorized status codes, purges expired tokens and cached user data from localStorage, dispatches an auth:unauthorized event, and prompts the user to log in again.</w:t>
             </w:r>
           </w:p>
           <w:p>
             <w:pPr>
-              <w:jc w:val="both"/>
+              <w:keepLines/>
+              <w:spacing w:line="276" w:lineRule="auto" w:before="120" w:after="120"/>
+              <w:jc w:val="left"/>
             </w:pPr>
+            <w:r/>
             <w:r>
               <w:rPr>
                 <w:rFonts w:ascii="Times New Roman" w:hAnsi="Times New Roman"/>
                 <w:b/>
                 <w:sz w:val="22"/>
               </w:rPr>
-              <w:br/>
               <w:t>7. Client Logout Mechanism:</w:t>
               <w:br/>
             </w:r>
             <w:r>
               <w:rPr>
                 <w:rFonts w:ascii="Times New Roman" w:hAnsi="Times New Roman"/>
-                <w:sz w:val="22"/>
+                <w:b w:val="0"/>
+                <w:sz w:val="21"/>
               </w:rPr>
               <w:t>Integrated client-side logout functionality clearing the JWT token and user profile from localStorage, resetting application state and restoring protected view barriers.</w:t>
             </w:r>
           </w:p>
           <w:p>
             <w:pPr>
-              <w:jc w:val="both"/>
+              <w:keepLines/>
+              <w:spacing w:line="276" w:lineRule="auto" w:before="120" w:after="120"/>
+              <w:jc w:val="left"/>
             </w:pPr>
+            <w:r/>
             <w:r>
               <w:rPr>
                 <w:rFonts w:ascii="Times New Roman" w:hAnsi="Times New Roman"/>
                 <w:b/>
                 <w:sz w:val="22"/>
               </w:rPr>
-              <w:br/>
               <w:t>8. Cloud MongoDB Atlas Persistence:</w:t>
               <w:br/>
             </w:r>
             <w:r>
               <w:rPr>
                 <w:rFonts w:ascii="Times New Roman" w:hAnsi="Times New Roman"/>
-                <w:sz w:val="22"/>
+                <w:b w:val="0"/>
+                <w:sz w:val="21"/>
               </w:rPr>
               <w:t>Maintained cloud MongoDB Atlas connectivity to cluster0.charusat.mongodb.net across all User and Task operations with automated pre-save hooks and user relationship scoping.</w:t>
             </w:r>
           </w:p>
           <w:p>
             <w:pPr>
-              <w:jc w:val="both"/>
+              <w:keepLines/>
+              <w:spacing w:line="276" w:lineRule="auto" w:before="120" w:after="120"/>
+              <w:jc w:val="left"/>
             </w:pPr>
+            <w:r/>
             <w:r>
               <w:rPr>
                 <w:rFonts w:ascii="Times New Roman" w:hAnsi="Times New Roman"/>
                 <w:b/>
                 <w:sz w:val="22"/>
               </w:rPr>
-              <w:br/>
               <w:t>9. Automated Verification Test Suite (16 / 16 Tests Passed - 100%):</w:t>
               <w:br/>
             </w:r>
             <w:r>
               <w:rPr>
                 <w:rFonts w:ascii="Times New Roman" w:hAnsi="Times New Roman"/>
-                <w:sz w:val="22"/>
+                <w:b w:val="0"/>
+                <w:sz w:val="21"/>
               </w:rPr>
               <w:t>Executed automated integration tests covering the complete authentication lifecycle, invalid credentials, malformed/missing headers, protected route enforcement, input validation, and full CRUD operations.</w:t>
             </w:r>
           </w:p>
           <w:p>
             <w:pPr>
+              <w:spacing w:line="276" w:lineRule="auto" w:before="80" w:after="80"/>
               <w:jc w:val="left"/>
             </w:pPr>
             <w:r>
               <w:rPr>
                 <w:rFonts w:ascii="Times New Roman" w:hAnsi="Times New Roman"/>
                 <w:b/>
-                <w:sz w:val="22"/>
+                <w:sz w:val="21"/>
               </w:rPr>
               <w:br/>
               <w:t>Authentication &amp; Middleware Pipeline Verification Test Log:</w:t>
@@ -4002,12 +4121,13 @@
           </w:p>
           <w:p>
             <w:pPr>
+              <w:spacing w:before="0" w:after="30" w:line="240" w:lineRule="auto"/>
               <w:jc w:val="left"/>
             </w:pPr>
             <w:r>
               <w:rPr>
                 <w:rFonts w:ascii="Consolas" w:hAnsi="Consolas"/>
-                <w:sz w:val="17"/>
+                <w:sz w:val="18"/>
               </w:rPr>
               <w:t>===============================================================</w:t>
               <w:br/>
@@ -4195,50 +4315,55 @@
     </w:pPr>
     <w:r>
       <w:rPr>
-        <w:rFonts w:ascii="Cambria" w:hAnsi="Cambria" w:eastAsia="Cambria" w:cs="Cambria"/>
+        <w:rFonts w:ascii="Times New Roman" w:hAnsi="Times New Roman" w:eastAsia="Cambria" w:cs="Cambria"/>
       </w:rPr>
       <w:t>Department of Computer Science and Engineering, CSPIT</w:t>
     </w:r>
     <w:r>
       <w:rPr>
-        <w:rFonts w:ascii="Cambria" w:hAnsi="Cambria" w:eastAsia="Cambria" w:cs="Cambria"/>
+        <w:rFonts w:ascii="Times New Roman" w:hAnsi="Times New Roman" w:eastAsia="Cambria" w:cs="Cambria"/>
         <w:color w:val="000000"/>
       </w:rPr>
       <w:tab/>
     </w:r>
     <w:r>
       <w:rPr>
-        <w:rFonts w:ascii="Cambria" w:hAnsi="Cambria" w:eastAsia="Cambria" w:cs="Cambria"/>
+        <w:rFonts w:ascii="Times New Roman" w:hAnsi="Times New Roman" w:eastAsia="Cambria" w:cs="Cambria"/>
         <w:color w:val="000000"/>
       </w:rPr>
       <w:t xml:space="preserve">Page </w:t>
     </w:r>
     <w:r>
       <w:rPr>
+        <w:rFonts w:ascii="Times New Roman" w:hAnsi="Times New Roman"/>
         <w:color w:val="000000"/>
       </w:rPr>
       <w:fldChar w:fldCharType="begin"/>
     </w:r>
     <w:r>
       <w:rPr>
+        <w:rFonts w:ascii="Times New Roman" w:hAnsi="Times New Roman"/>
         <w:color w:val="000000"/>
       </w:rPr>
       <w:instrText xml:space="preserve">PAGE</w:instrText>
     </w:r>
     <w:r>
       <w:rPr>
+        <w:rFonts w:ascii="Times New Roman" w:hAnsi="Times New Roman"/>
         <w:color w:val="000000"/>
       </w:rPr>
       <w:fldChar w:fldCharType="separate"/>
     </w:r>
     <w:r>
       <w:rPr>
+        <w:rFonts w:ascii="Times New Roman" w:hAnsi="Times New Roman"/>
         <w:color w:val="000000"/>
       </w:rPr>
       <w:t>1</w:t>
     </w:r>
     <w:r>
       <w:rPr>
+        <w:rFonts w:ascii="Times New Roman" w:hAnsi="Times New Roman"/>
         <w:color w:val="000000"/>
       </w:rPr>
       <w:fldChar w:fldCharType="end"/>
@@ -4364,7 +4489,7 @@
     </w:pPr>
     <w:r>
       <w:rPr>
-        <w:rFonts w:ascii="Cambria" w:hAnsi="Cambria" w:eastAsia="Cambria" w:cs="Cambria"/>
+        <w:rFonts w:ascii="Times New Roman" w:hAnsi="Times New Roman" w:eastAsia="Cambria" w:cs="Cambria"/>
         <w:b/>
         <w:sz w:val="18"/>
         <w:szCs w:val="18"/>
@@ -4376,7 +4501,7 @@
     </w:r>
     <w:r>
       <w:rPr>
-        <w:rFonts w:ascii="Cambria" w:hAnsi="Cambria" w:eastAsia="Cambria" w:cs="Cambria"/>
+        <w:rFonts w:ascii="Times New Roman" w:hAnsi="Times New Roman" w:eastAsia="Cambria" w:cs="Cambria"/>
         <w:b/>
         <w:color w:val="000000"/>
         <w:sz w:val="18"/>
@@ -4393,34 +4518,34 @@
     </w:r>
     <w:r>
       <w:rPr>
-        <w:rFonts w:ascii="Cambria" w:hAnsi="Cambria" w:eastAsia="Cambria" w:cs="Cambria"/>
+        <w:rFonts w:ascii="Times New Roman" w:hAnsi="Times New Roman" w:eastAsia="Cambria" w:cs="Cambria"/>
         <w:b/>
         <w:color w:val="000000"/>
       </w:rPr>
     </w:r>
     <w:r>
       <w:rPr>
-        <w:rFonts w:ascii="Cambria" w:hAnsi="Cambria" w:eastAsia="Cambria" w:cs="Cambria"/>
+        <w:rFonts w:ascii="Times New Roman" w:hAnsi="Times New Roman" w:eastAsia="Cambria" w:cs="Cambria"/>
         <w:b/>
         <w:color w:val="000000"/>
       </w:rPr>
     </w:r>
     <w:r>
       <w:rPr>
-        <w:rFonts w:ascii="Cambria" w:hAnsi="Cambria" w:eastAsia="Cambria" w:cs="Cambria"/>
+        <w:rFonts w:ascii="Times New Roman" w:hAnsi="Times New Roman" w:eastAsia="Cambria" w:cs="Cambria"/>
         <w:b/>
         <w:color w:val="000000"/>
       </w:rPr>
     </w:r>
     <w:r>
       <w:rPr>
-        <w:rFonts w:ascii="Cambria" w:hAnsi="Cambria" w:eastAsia="Cambria" w:cs="Cambria"/>
+        <w:rFonts w:ascii="Times New Roman" w:hAnsi="Times New Roman" w:eastAsia="Cambria" w:cs="Cambria"/>
         <w:b/>
       </w:rPr>
     </w:r>
     <w:r>
       <w:rPr>
-        <w:rFonts w:hint="default" w:ascii="Cambria" w:hAnsi="Cambria" w:eastAsia="Cambria" w:cs="Cambria"/>
+        <w:rFonts w:hint="default" w:ascii="Times New Roman" w:hAnsi="Times New Roman" w:eastAsia="Cambria" w:cs="Cambria"/>
         <w:b/>
         <w:lang w:val="en-IN"/>
       </w:rPr>
